--- a/downloads/teacher/05 Materials/Unit 04/Slides/Slides 04.12 - Plan Scale Drawing and Traffic Flow.docx
+++ b/downloads/teacher/05 Materials/Unit 04/Slides/Slides 04.12 - Plan Scale Drawing and Traffic Flow.docx
@@ -17,7 +17,7 @@
         <w:pStyle w:val="FirstParagraph"/>
       </w:pPr>
       <w:r>
-        <w:t xml:space="preserve">Slide outline for Lesson 4.12. Day 1 has eleven slides; Day 2 has eleven. Keep the conversion line on the board both days: at 1/2 inch equals 1 foot, one square is 6 inches, 6 squares is 36 inches, 5 squares is 30 inches, 10 squares is 60 inches.</w:t>
+        <w:t xml:space="preserve">Slide outline for Lesson 4.12. Day 1 has eleven slides; Day 2 has ten. Keep the conversion line on the board both days: at 1/2 inch equals 1 foot, one square is 6 inches, 6 squares is 36 inches, 5 squares is 30 inches, 10 squares is 60 inches.</w:t>
       </w:r>
     </w:p>
     <w:p>
@@ -167,22 +167,7 @@
         <w:t xml:space="preserve"> </w:t>
       </w:r>
       <w:r>
-        <w:t xml:space="preserve">Notes:</w:t>
-      </w:r>
-      <w:r>
-        <w:t xml:space="preserve"> </w:t>
-      </w:r>
-      <w:r>
-        <w:rPr>
-          <w:rStyle w:val="TeacherNote"/>
-        </w:rPr>
-        <w:t xml:space="preserve">[Sal: borrow a walker, or a wheelchair from the nurse’s office. Ten seconds of rolling through the 30-inch strip does more than any slide.]</w:t>
-      </w:r>
-      <w:r>
-        <w:t xml:space="preserve"> </w:t>
-      </w:r>
-      <w:r>
-        <w:t xml:space="preserve">Land it: today every path in your plan gets measured.</w:t>
+        <w:t xml:space="preserve">Notes: Land it: today every path in your plan gets measured.</w:t>
       </w:r>
     </w:p>
     <w:p>
